--- a/data/cvs/cv_137_act_digital_Full-stack_Developer__SP_.docx
+++ b/data/cvs/cv_137_act_digital_Full-stack_Developer__SP_.docx
@@ -86,7 +86,7 @@
         <w:rPr>
           <w:sz w:val="20"/>
         </w:rPr>
-        <w:t>Full Stack Developer with a focus on AI-driven solutions, currently building production systems at Copy Cat Group. I work across the entire stack, from Python backends and REST APIs to React frontends, with experience in both U.S. and Kenyan tech companies. My recent projects include integrating SAP APIs with internal systems, designing system architecture, and building an AI-powered tender scraping pipeline. I have a strong foundation in backend development, API integration, and frontend usability, with a keen interest in cloud-based microservices.</w:t>
+        <w:t>Full Stack Developer with a focus on AI-driven solutions, currently building production systems at Copy Cat Group. I work across the entire stack, from Python backends and REST APIs to React frontends, with experience in both U.S. and Kenyan tech companies. My recent projects include integrating SAP APIs with internal systems, designing comprehensive system architecture documents, and building an AI-powered tender scraping pipeline. I have a strong foundation in Python, JavaScript, and SQL, with a keen interest in AI and automation.</w:t>
       </w:r>
     </w:p>
     <w:p>
@@ -209,7 +209,7 @@
         <w:rPr>
           <w:sz w:val="20"/>
         </w:rPr>
-        <w:t>n8n, Playwright, APScheduler, Web Scraping, REST APIs, Git, GitHub, Postman, VS Code, Jira, Trello, Slack, HubSpot, Figma, Docker</w:t>
+        <w:t>n8n, Playwright, APScheduler, Web Scraping, REST APIs</w:t>
       </w:r>
     </w:p>
     <w:p>
@@ -227,7 +227,7 @@
         <w:rPr>
           <w:sz w:val="20"/>
         </w:rPr>
-        <w:t>Oracle Cloud, Google Cloud Platform</w:t>
+        <w:t>Oracle Cloud, Google Cloud Platform, Git, GitHub, CI/CD</w:t>
       </w:r>
     </w:p>
     <w:p>
@@ -245,7 +245,7 @@
         <w:rPr>
           <w:sz w:val="20"/>
         </w:rPr>
-        <w:t>Backend Developer, Frontend Developer, Spring Boot, Cloud Platforms, Microservices Architecture, Message Brokers</w:t>
+        <w:t>Backend Developer, Frontend Developer, Spring Boot, Cloud platforms, Microservices architecture, Message brokers</w:t>
       </w:r>
     </w:p>
     <w:p>
@@ -263,7 +263,7 @@
         <w:rPr>
           <w:sz w:val="20"/>
         </w:rPr>
-        <w:t>Kafka, RabbitMQ, NoSQL, API Design, API Development, API Testing</w:t>
+        <w:t>Kafka, RabbitMQ, NoSQL databases, REST API design, API development, API testing, English proficiency</w:t>
       </w:r>
     </w:p>
     <w:p>
@@ -313,7 +313,7 @@
         <w:rPr>
           <w:sz w:val="20"/>
         </w:rPr>
-        <w:t>Integrating SAP APIs with an internal Credit Control System to automate processes for OA and IT business units.</w:t>
+        <w:t>Integrating SAP APIs with an internal Credit Control System, creating an automated solution for OA and IT business units.</w:t>
       </w:r>
     </w:p>
     <w:p>
@@ -337,7 +337,19 @@
         <w:rPr>
           <w:sz w:val="20"/>
         </w:rPr>
-        <w:t>Building an AI-powered tender scraping pipeline to automate tender discovery and processing, using agentic systems.</w:t>
+        <w:t>Building an AI-powered tender scraping pipeline, automating tender discovery and processing.</w:t>
+      </w:r>
+    </w:p>
+    <w:p>
+      <w:pPr>
+        <w:pStyle w:val="ListBullet"/>
+        <w:spacing w:before="0" w:after="20"/>
+      </w:pPr>
+      <w:r>
+        <w:rPr>
+          <w:sz w:val="20"/>
+        </w:rPr>
+        <w:t>Developing and maintaining full-stack applications, ensuring scalability and usability.</w:t>
       </w:r>
     </w:p>
     <w:p>
@@ -372,7 +384,7 @@
         <w:rPr>
           <w:sz w:val="20"/>
         </w:rPr>
-        <w:t>Generating difference-based captions for multimodal datasets, improving model accuracy through detailed annotations.</w:t>
+        <w:t>Generating accurate captions for multimodal datasets, improving model accuracy through difference-based training.</w:t>
       </w:r>
     </w:p>
     <w:p>
@@ -407,7 +419,7 @@
         <w:rPr>
           <w:sz w:val="20"/>
         </w:rPr>
-        <w:t>Delivering full-stack solutions with optimised UI components, APIs, and CMS-based systems for diverse clients.</w:t>
+        <w:t>Delivering full-stack solutions, including UI components, API optimisation, and CMS management.</w:t>
       </w:r>
     </w:p>
     <w:p>
@@ -442,7 +454,7 @@
         <w:rPr>
           <w:sz w:val="20"/>
         </w:rPr>
-        <w:t>Creating structured datasets for health and agriculture AI systems, ensuring annotation quality across languages and modalities.</w:t>
+        <w:t>Performing intent detection, slot tagging, and utterance verification for health and agriculture AI systems.</w:t>
       </w:r>
     </w:p>
     <w:p>
